--- a/CineFan_Project_Report.docx
+++ b/CineFan_Project_Report.docx
@@ -146,12 +146,6 @@
         <w:gridCol w:w="5000"/>
       </w:tblGrid>
       <w:tr>
-        <w:tblPrEx>
-          <w:tblCellMar>
-            <w:top w:w="0" w:type="dxa"/>
-            <w:bottom w:w="0" w:type="dxa"/>
-          </w:tblCellMar>
-        </w:tblPrEx>
         <w:trPr>
           <w:tblHeader/>
           <w:jc w:val="center"/>
@@ -234,12 +228,6 @@
         </w:tc>
       </w:tr>
       <w:tr>
-        <w:tblPrEx>
-          <w:tblCellMar>
-            <w:top w:w="0" w:type="dxa"/>
-            <w:bottom w:w="0" w:type="dxa"/>
-          </w:tblCellMar>
-        </w:tblPrEx>
         <w:trPr>
           <w:jc w:val="center"/>
         </w:trPr>
@@ -295,12 +283,6 @@
         </w:tc>
       </w:tr>
       <w:tr>
-        <w:tblPrEx>
-          <w:tblCellMar>
-            <w:top w:w="0" w:type="dxa"/>
-            <w:bottom w:w="0" w:type="dxa"/>
-          </w:tblCellMar>
-        </w:tblPrEx>
         <w:trPr>
           <w:jc w:val="center"/>
         </w:trPr>
@@ -348,16 +330,14 @@
             </w:tcMar>
             <w:vAlign w:val="center"/>
           </w:tcPr>
-          <w:p/>
+          <w:p>
+            <w:r>
+              <w:t>Reem Al-Hajjaji- 202203198</w:t>
+            </w:r>
+          </w:p>
         </w:tc>
       </w:tr>
       <w:tr>
-        <w:tblPrEx>
-          <w:tblCellMar>
-            <w:top w:w="0" w:type="dxa"/>
-            <w:bottom w:w="0" w:type="dxa"/>
-          </w:tblCellMar>
-        </w:tblPrEx>
         <w:trPr>
           <w:jc w:val="center"/>
         </w:trPr>
@@ -409,12 +389,6 @@
         </w:tc>
       </w:tr>
       <w:tr>
-        <w:tblPrEx>
-          <w:tblCellMar>
-            <w:top w:w="0" w:type="dxa"/>
-            <w:bottom w:w="0" w:type="dxa"/>
-          </w:tblCellMar>
-        </w:tblPrEx>
         <w:trPr>
           <w:jc w:val="center"/>
         </w:trPr>
@@ -499,15 +473,7 @@
         <w:jc w:val="both"/>
       </w:pPr>
       <w:r>
-        <w:t xml:space="preserve">CineFan is a front-end social media platform built for movie and series enthusiasts. The platform was developed using only HTML5, CSS3 (Flexbox and Grid), and Vanilla JavaScript (ES6+), with no external libraries or frameworks. All application data — including user accounts, posts, likes, and comments — is stored locally in the browser using the </w:t>
-      </w:r>
-      <w:proofErr w:type="spellStart"/>
-      <w:r>
-        <w:t>localStorage</w:t>
-      </w:r>
-      <w:proofErr w:type="spellEnd"/>
-      <w:r>
-        <w:t xml:space="preserve"> API in JSON format. The platform allows users to register, log in, create posts, interact with other users' content through likes and comments, follow other users, and manage their personal profiles.</w:t>
+        <w:t>CineFan is a front-end social media platform built for movie and series enthusiasts. The platform was developed using only HTML5, CSS3 (Flexbox and Grid), and Vanilla JavaScript (ES6+), with no external libraries or frameworks. All application data — including user accounts, posts, likes, and comments — is stored locally in the browser using the localStorage API in JSON format. The platform allows users to register, log in, create posts, interact with other users' content through likes and comments, follow other users, and manage their personal profiles.</w:t>
       </w:r>
     </w:p>
     <w:p/>
@@ -551,12 +517,6 @@
         <w:gridCol w:w="4141"/>
       </w:tblGrid>
       <w:tr>
-        <w:tblPrEx>
-          <w:tblCellMar>
-            <w:top w:w="0" w:type="dxa"/>
-            <w:bottom w:w="0" w:type="dxa"/>
-          </w:tblCellMar>
-        </w:tblPrEx>
         <w:trPr>
           <w:tblHeader/>
         </w:trPr>
@@ -652,12 +612,6 @@
         </w:tc>
       </w:tr>
       <w:tr>
-        <w:tblPrEx>
-          <w:tblCellMar>
-            <w:top w:w="0" w:type="dxa"/>
-            <w:bottom w:w="0" w:type="dxa"/>
-          </w:tblCellMar>
-        </w:tblPrEx>
         <w:tc>
           <w:tcPr>
             <w:tcW w:w="2699" w:type="dxa"/>
@@ -738,36 +692,12 @@
                 <w:sz w:val="20"/>
                 <w:szCs w:val="20"/>
               </w:rPr>
-              <w:t xml:space="preserve">Users stored in </w:t>
-            </w:r>
-            <w:proofErr w:type="spellStart"/>
-            <w:r>
-              <w:rPr>
-                <w:color w:val="333333"/>
-                <w:sz w:val="20"/>
-                <w:szCs w:val="20"/>
-              </w:rPr>
-              <w:t>localStorage</w:t>
-            </w:r>
-            <w:proofErr w:type="spellEnd"/>
-            <w:r>
-              <w:rPr>
-                <w:color w:val="333333"/>
-                <w:sz w:val="20"/>
-                <w:szCs w:val="20"/>
-              </w:rPr>
-              <w:t xml:space="preserve"> with full validation</w:t>
+              <w:t>Users stored in localStorage with full validation</w:t>
             </w:r>
           </w:p>
         </w:tc>
       </w:tr>
       <w:tr>
-        <w:tblPrEx>
-          <w:tblCellMar>
-            <w:top w:w="0" w:type="dxa"/>
-            <w:bottom w:w="0" w:type="dxa"/>
-          </w:tblCellMar>
-        </w:tblPrEx>
         <w:tc>
           <w:tcPr>
             <w:tcW w:w="2699" w:type="dxa"/>
@@ -848,28 +778,12 @@
                 <w:sz w:val="20"/>
                 <w:szCs w:val="20"/>
               </w:rPr>
-              <w:t xml:space="preserve">Session managed via </w:t>
-            </w:r>
-            <w:proofErr w:type="spellStart"/>
-            <w:r>
-              <w:rPr>
-                <w:color w:val="333333"/>
-                <w:sz w:val="20"/>
-                <w:szCs w:val="20"/>
-              </w:rPr>
-              <w:t>localStorage</w:t>
-            </w:r>
-            <w:proofErr w:type="spellEnd"/>
+              <w:t>Session managed via localStorage</w:t>
+            </w:r>
           </w:p>
         </w:tc>
       </w:tr>
       <w:tr>
-        <w:tblPrEx>
-          <w:tblCellMar>
-            <w:top w:w="0" w:type="dxa"/>
-            <w:bottom w:w="0" w:type="dxa"/>
-          </w:tblCellMar>
-        </w:tblPrEx>
         <w:tc>
           <w:tcPr>
             <w:tcW w:w="2699" w:type="dxa"/>
@@ -956,12 +870,6 @@
         </w:tc>
       </w:tr>
       <w:tr>
-        <w:tblPrEx>
-          <w:tblCellMar>
-            <w:top w:w="0" w:type="dxa"/>
-            <w:bottom w:w="0" w:type="dxa"/>
-          </w:tblCellMar>
-        </w:tblPrEx>
         <w:tc>
           <w:tcPr>
             <w:tcW w:w="2699" w:type="dxa"/>
@@ -1048,12 +956,6 @@
         </w:tc>
       </w:tr>
       <w:tr>
-        <w:tblPrEx>
-          <w:tblCellMar>
-            <w:top w:w="0" w:type="dxa"/>
-            <w:bottom w:w="0" w:type="dxa"/>
-          </w:tblCellMar>
-        </w:tblPrEx>
         <w:tc>
           <w:tcPr>
             <w:tcW w:w="2699" w:type="dxa"/>
@@ -1140,12 +1042,6 @@
         </w:tc>
       </w:tr>
       <w:tr>
-        <w:tblPrEx>
-          <w:tblCellMar>
-            <w:top w:w="0" w:type="dxa"/>
-            <w:bottom w:w="0" w:type="dxa"/>
-          </w:tblCellMar>
-        </w:tblPrEx>
         <w:tc>
           <w:tcPr>
             <w:tcW w:w="2699" w:type="dxa"/>
@@ -1232,12 +1128,6 @@
         </w:tc>
       </w:tr>
       <w:tr>
-        <w:tblPrEx>
-          <w:tblCellMar>
-            <w:top w:w="0" w:type="dxa"/>
-            <w:bottom w:w="0" w:type="dxa"/>
-          </w:tblCellMar>
-        </w:tblPrEx>
         <w:tc>
           <w:tcPr>
             <w:tcW w:w="2699" w:type="dxa"/>
@@ -1324,12 +1214,6 @@
         </w:tc>
       </w:tr>
       <w:tr>
-        <w:tblPrEx>
-          <w:tblCellMar>
-            <w:top w:w="0" w:type="dxa"/>
-            <w:bottom w:w="0" w:type="dxa"/>
-          </w:tblCellMar>
-        </w:tblPrEx>
         <w:tc>
           <w:tcPr>
             <w:tcW w:w="2699" w:type="dxa"/>
@@ -1416,12 +1300,6 @@
         </w:tc>
       </w:tr>
       <w:tr>
-        <w:tblPrEx>
-          <w:tblCellMar>
-            <w:top w:w="0" w:type="dxa"/>
-            <w:bottom w:w="0" w:type="dxa"/>
-          </w:tblCellMar>
-        </w:tblPrEx>
         <w:tc>
           <w:tcPr>
             <w:tcW w:w="2699" w:type="dxa"/>
@@ -1508,12 +1386,6 @@
         </w:tc>
       </w:tr>
       <w:tr>
-        <w:tblPrEx>
-          <w:tblCellMar>
-            <w:top w:w="0" w:type="dxa"/>
-            <w:bottom w:w="0" w:type="dxa"/>
-          </w:tblCellMar>
-        </w:tblPrEx>
         <w:tc>
           <w:tcPr>
             <w:tcW w:w="2699" w:type="dxa"/>
@@ -1600,12 +1472,6 @@
         </w:tc>
       </w:tr>
       <w:tr>
-        <w:tblPrEx>
-          <w:tblCellMar>
-            <w:top w:w="0" w:type="dxa"/>
-            <w:bottom w:w="0" w:type="dxa"/>
-          </w:tblCellMar>
-        </w:tblPrEx>
         <w:tc>
           <w:tcPr>
             <w:tcW w:w="2699" w:type="dxa"/>
@@ -1692,12 +1558,6 @@
         </w:tc>
       </w:tr>
       <w:tr>
-        <w:tblPrEx>
-          <w:tblCellMar>
-            <w:top w:w="0" w:type="dxa"/>
-            <w:bottom w:w="0" w:type="dxa"/>
-          </w:tblCellMar>
-        </w:tblPrEx>
         <w:tc>
           <w:tcPr>
             <w:tcW w:w="2699" w:type="dxa"/>
@@ -1784,12 +1644,6 @@
         </w:tc>
       </w:tr>
       <w:tr>
-        <w:tblPrEx>
-          <w:tblCellMar>
-            <w:top w:w="0" w:type="dxa"/>
-            <w:bottom w:w="0" w:type="dxa"/>
-          </w:tblCellMar>
-        </w:tblPrEx>
         <w:tc>
           <w:tcPr>
             <w:tcW w:w="2699" w:type="dxa"/>
@@ -1870,18 +1724,8 @@
                 <w:sz w:val="20"/>
                 <w:szCs w:val="20"/>
               </w:rPr>
-              <w:t xml:space="preserve">All data survives page reloads via </w:t>
-            </w:r>
-            <w:proofErr w:type="spellStart"/>
-            <w:r>
-              <w:rPr>
-                <w:color w:val="333333"/>
-                <w:sz w:val="20"/>
-                <w:szCs w:val="20"/>
-              </w:rPr>
-              <w:t>localStorage</w:t>
-            </w:r>
-            <w:proofErr w:type="spellEnd"/>
+              <w:t>All data survives page reloads via localStorage</w:t>
+            </w:r>
           </w:p>
         </w:tc>
       </w:tr>
@@ -2390,15 +2234,7 @@
         <w:spacing w:before="40" w:after="40"/>
       </w:pPr>
       <w:r>
-        <w:t xml:space="preserve">All your data remains saved in </w:t>
-      </w:r>
-      <w:proofErr w:type="spellStart"/>
-      <w:r>
-        <w:t>localStorage</w:t>
-      </w:r>
-      <w:proofErr w:type="spellEnd"/>
-      <w:r>
-        <w:t>.</w:t>
+        <w:t>All your data remains saved in localStorage.</w:t>
       </w:r>
     </w:p>
     <w:p>
@@ -2446,12 +2282,6 @@
         <w:gridCol w:w="6560"/>
       </w:tblGrid>
       <w:tr>
-        <w:tblPrEx>
-          <w:tblCellMar>
-            <w:top w:w="0" w:type="dxa"/>
-            <w:bottom w:w="0" w:type="dxa"/>
-          </w:tblCellMar>
-        </w:tblPrEx>
         <w:trPr>
           <w:tblHeader/>
         </w:trPr>
@@ -2517,12 +2347,6 @@
         </w:tc>
       </w:tr>
       <w:tr>
-        <w:tblPrEx>
-          <w:tblCellMar>
-            <w:top w:w="0" w:type="dxa"/>
-            <w:bottom w:w="0" w:type="dxa"/>
-          </w:tblCellMar>
-        </w:tblPrEx>
         <w:tc>
           <w:tcPr>
             <w:tcW w:w="2800" w:type="dxa"/>
@@ -2583,12 +2407,6 @@
         </w:tc>
       </w:tr>
       <w:tr>
-        <w:tblPrEx>
-          <w:tblCellMar>
-            <w:top w:w="0" w:type="dxa"/>
-            <w:bottom w:w="0" w:type="dxa"/>
-          </w:tblCellMar>
-        </w:tblPrEx>
         <w:tc>
           <w:tcPr>
             <w:tcW w:w="2800" w:type="dxa"/>
